--- a/Collatio/18/1. Textos/2. Limpios/18-A.docx
+++ b/Collatio/18/1. Textos/2. Limpios/18-A.docx
@@ -1,147 +1,231 @@
 
 <file path=word/document.xml><?xml version="1.0" encoding="utf-8"?>
-<w:document xmlns:wpc="http://schemas.microsoft.com/office/word/2010/wordprocessingCanvas" xmlns:cx="http://schemas.microsoft.com/office/drawing/2014/chartex" xmlns:cx1="http://schemas.microsoft.com/office/drawing/2015/9/8/chartex" xmlns:cx2="http://schemas.microsoft.com/office/drawing/2015/10/21/chartex" xmlns:cx3="http://schemas.microsoft.com/office/drawing/2016/5/9/chartex" xmlns:cx4="http://schemas.microsoft.com/office/drawing/2016/5/10/chartex" xmlns:cx5="http://schemas.microsoft.com/office/drawing/2016/5/11/chartex" xmlns:cx6="http://schemas.microsoft.com/office/drawing/2016/5/12/chartex" xmlns:cx7="http://schemas.microsoft.com/office/drawing/2016/5/13/chartex" xmlns:cx8="http://schemas.microsoft.com/office/drawing/2016/5/14/chartex" xmlns:mc="http://schemas.openxmlformats.org/markup-compatibility/2006" xmlns:aink="http://schemas.microsoft.com/office/drawing/2016/ink" xmlns:am3d="http://schemas.microsoft.com/office/drawing/2017/model3d" xmlns:o="urn:schemas-microsoft-com:office:office" xmlns:oel="http://schemas.microsoft.com/office/2019/extlst" xmlns:r="http://schemas.openxmlformats.org/officeDocument/2006/relationships" xmlns:m="http://schemas.openxmlformats.org/officeDocument/2006/math" xmlns:v="urn:schemas-microsoft-com:vml" xmlns:wp14="http://schemas.microsoft.com/office/word/2010/wordprocessingDrawing" xmlns:wp="http://schemas.openxmlformats.org/drawingml/2006/wordprocessingDrawing" xmlns:w10="urn:schemas-microsoft-com:office:word" xmlns:w="http://schemas.openxmlformats.org/wordprocessingml/2006/main" xmlns:w14="http://schemas.microsoft.com/office/word/2010/wordml" xmlns:w15="http://schemas.microsoft.com/office/word/2012/wordml" xmlns:w16cex="http://schemas.microsoft.com/office/word/2018/wordml/cex" xmlns:w16cid="http://schemas.microsoft.com/office/word/2016/wordml/cid" xmlns:w16="http://schemas.microsoft.com/office/word/2018/wordml" xmlns:w16sdtdh="http://schemas.microsoft.com/office/word/2020/wordml/sdtdatahash" xmlns:w16se="http://schemas.microsoft.com/office/word/2015/wordml/symex" xmlns:wpg="http://schemas.microsoft.com/office/word/2010/wordprocessingGroup" xmlns:wpi="http://schemas.microsoft.com/office/word/2010/wordprocessingInk" xmlns:wne="http://schemas.microsoft.com/office/word/2006/wordml" xmlns:wps="http://schemas.microsoft.com/office/word/2010/wordprocessingShape" mc:Ignorable="w14 w15 w16se w16cid w16 w16cex w16sdtdh wp14">
+<w:document xmlns:wpc="http://schemas.microsoft.com/office/word/2010/wordprocessingCanvas" xmlns:cx="http://schemas.microsoft.com/office/drawing/2014/chartex" xmlns:cx1="http://schemas.microsoft.com/office/drawing/2015/9/8/chartex" xmlns:cx2="http://schemas.microsoft.com/office/drawing/2015/10/21/chartex" xmlns:cx3="http://schemas.microsoft.com/office/drawing/2016/5/9/chartex" xmlns:cx4="http://schemas.microsoft.com/office/drawing/2016/5/10/chartex" xmlns:cx5="http://schemas.microsoft.com/office/drawing/2016/5/11/chartex" xmlns:cx6="http://schemas.microsoft.com/office/drawing/2016/5/12/chartex" xmlns:cx7="http://schemas.microsoft.com/office/drawing/2016/5/13/chartex" xmlns:cx8="http://schemas.microsoft.com/office/drawing/2016/5/14/chartex" xmlns:mc="http://schemas.openxmlformats.org/markup-compatibility/2006" xmlns:aink="http://schemas.microsoft.com/office/drawing/2016/ink" xmlns:am3d="http://schemas.microsoft.com/office/drawing/2017/model3d" xmlns:o="urn:schemas-microsoft-com:office:office" xmlns:oel="http://schemas.microsoft.com/office/2019/extlst" xmlns:r="http://schemas.openxmlformats.org/officeDocument/2006/relationships" xmlns:m="http://schemas.openxmlformats.org/officeDocument/2006/math" xmlns:v="urn:schemas-microsoft-com:vml" xmlns:wp14="http://schemas.microsoft.com/office/word/2010/wordprocessingDrawing" xmlns:wp="http://schemas.openxmlformats.org/drawingml/2006/wordprocessingDrawing" xmlns:w10="urn:schemas-microsoft-com:office:word" xmlns:w="http://schemas.openxmlformats.org/wordprocessingml/2006/main" xmlns:w14="http://schemas.microsoft.com/office/word/2010/wordml" xmlns:w15="http://schemas.microsoft.com/office/word/2012/wordml" xmlns:w16cex="http://schemas.microsoft.com/office/word/2018/wordml/cex" xmlns:w16cid="http://schemas.microsoft.com/office/word/2016/wordml/cid" xmlns:w16="http://schemas.microsoft.com/office/word/2018/wordml" xmlns:w16du="http://schemas.microsoft.com/office/word/2023/wordml/word16du" xmlns:w16sdtdh="http://schemas.microsoft.com/office/word/2020/wordml/sdtdatahash" xmlns:w16sdtfl="http://schemas.microsoft.com/office/word/2024/wordml/sdtformatlock" xmlns:w16se="http://schemas.microsoft.com/office/word/2015/wordml/symex" xmlns:wpg="http://schemas.microsoft.com/office/word/2010/wordprocessingGroup" xmlns:wpi="http://schemas.microsoft.com/office/word/2010/wordprocessingInk" xmlns:wne="http://schemas.microsoft.com/office/word/2006/wordml" xmlns:wps="http://schemas.microsoft.com/office/word/2010/wordprocessingShape" mc:Ignorable="w14 w15 w16se w16cid w16 w16cex w16sdtdh w16sdtfl w16du wp14">
   <w:body>
     <w:p>
       <w:pPr>
         <w:rPr>
+          <w:rFonts w:ascii="Brill" w:hAnsi="Brill"/>
           <w:lang w:val="es-ES"/>
         </w:rPr>
       </w:pPr>
       <w:r>
+        <w:rPr>
+          <w:rFonts w:ascii="Brill" w:hAnsi="Brill"/>
+        </w:rPr>
         <w:t xml:space="preserve">E dixo </w:t>
       </w:r>
       <w:r>
+        <w:rPr>
+          <w:rFonts w:ascii="Brill" w:hAnsi="Brill"/>
+        </w:rPr>
         <w:t>el dicipulo maestro en este lugar te quiero demandar por que razon quiso el nuestro señor subir al cielo el cuerpo carnal que tomo en este mundo respondio el maestro dos razones son por que lo el fizo agora te dire la primera non tovo el por razon nin por derecho que tan santa carne e tan linpia como la suya era que fincase en nuestro poder de los ombres terrenales mas de en quanto y avia fincado en aquel tienpo qu el vio que era vien e conple ca sabida cosa es e cierta segund la nuestra fe de los cristianos qu el dia que morio san</w:t>
       </w:r>
       <w:r>
+        <w:rPr>
+          <w:rFonts w:ascii="Brill" w:hAnsi="Brill"/>
+        </w:rPr>
         <w:t xml:space="preserve">ta Maria </w:t>
       </w:r>
       <w:r>
+        <w:rPr>
+          <w:rFonts w:ascii="Brill" w:hAnsi="Brill"/>
+        </w:rPr>
         <w:t>su madre como quier que una vegada el alma sallio del cuerpo por aquello qu el nuestro señor non quiso que ninguno non fuese escusado nin el mismo nin su madre nin otro ninguno que una vegada convenie a morir desque el alma fue fuera del cuerpo e la soterraron los apostolos torno se el alma al cuerpo e fue en cuerpo e en alma para el paraiso e al reino del su fijo o el le puso la corona por reina del cielo e de la tierra pues quando el nuestro señor quiso fazer esto a su madre sa</w:t>
       </w:r>
       <w:r>
+        <w:rPr>
+          <w:rFonts w:ascii="Brill" w:hAnsi="Brill"/>
+        </w:rPr>
         <w:t xml:space="preserve">nta Maria </w:t>
       </w:r>
       <w:r>
-        <w:t xml:space="preserve">en querer goardar e dar tamaña honra al su cuerpo que era ombre carnal e querer que subiese sobre </w:t>
-      </w:r>
-      <w:r>
-        <w:t>los</w:t>
-      </w:r>
-      <w:r>
-        <w:t xml:space="preserve"> ordenes de las siellas e de los coros de los angeles e esta honra e este vien que les el fizo fue por tres cosas la primera por honrar e por goardar aquel cuerpo en qu el andido encerrado nueve meses la segunda por que non viniese a seer defecho metido en su poder de los pecadores la tercera por guardar e dar galardon a la vondat del su merescimiento d ella pues el nuestro señor quiso esto todo guardar e fazer en el cuerpo de su madre para mientes quanto devia goardar el suyo e por aquella razon lo quiso sobir a aquel logar onde descendiera a tomar este cuerpo e esta forma e vien puedes tu veer que si el cuerpo de nuestro señor fuese valdonado entre nuestras manos asi como otro cuerpo de otro santo menos presciado serie de</w:t>
-      </w:r>
-      <w:r>
-        <w:rPr>
+        <w:rPr>
+          <w:rFonts w:ascii="Brill" w:hAnsi="Brill"/>
+        </w:rPr>
+        <w:t>en querer goardar e dar tamaña honra al su cuerpo que era ombre carnal e querer que subiese sobre los ordenes de las siellas e de los coros de los angeles e esta honra e este vien que les el fizo fue por tres cosas la primera por honrar e por goardar aquel cuerpo en qu el andido encerrado nueve meses la segunda por que non viniese a seer defecho metido en su poder de los pecadores la tercera por guardar e dar galardon a la vondat del su merescimiento d ella pues el nuestro señor quiso esto todo guardar e fazer en el cuerpo de su madre para mientes quanto devia goardar el suyo e por aquella razon lo quiso sobir a aquel logar onde descendiera a tomar este cuerpo e esta forma e vien puedes tu veer que si el cuerpo de nuestro señor fuese valdonado entre nuestras manos asi como otro cuerpo de otro santo menos presciado serie de</w:t>
+      </w:r>
+      <w:r>
+        <w:rPr>
+          <w:rFonts w:ascii="Brill" w:hAnsi="Brill"/>
           <w:lang w:val="es-ES"/>
         </w:rPr>
         <w:t xml:space="preserve"> </w:t>
       </w:r>
       <w:r>
+        <w:rPr>
+          <w:rFonts w:ascii="Brill" w:hAnsi="Brill"/>
+        </w:rPr>
         <w:t>nos mas de quanto es e tal fue la su merced d</w:t>
       </w:r>
       <w:r>
         <w:rPr>
+          <w:rFonts w:ascii="Brill" w:hAnsi="Brill"/>
           <w:lang w:val="es-ES"/>
         </w:rPr>
         <w:t xml:space="preserve"> </w:t>
       </w:r>
       <w:r>
+        <w:rPr>
+          <w:rFonts w:ascii="Brill" w:hAnsi="Brill"/>
+        </w:rPr>
         <w:t xml:space="preserve">el que nos quiso dexar remenbrança de si en el para que se consagra por las santas palabras que se dizen sobre el altar a la misa ca d este pan fallamos nos que dixo a los sus dicipulos el </w:t>
       </w:r>
       <w:r>
         <w:rPr>
+          <w:rFonts w:ascii="Brill" w:hAnsi="Brill"/>
           <w:lang w:val="es-ES"/>
         </w:rPr>
         <w:t>j</w:t>
       </w:r>
       <w:r>
+        <w:rPr>
+          <w:rFonts w:ascii="Brill" w:hAnsi="Brill"/>
+        </w:rPr>
         <w:t>uebes de la cena e este es el mio cuerpo que vos yo do del nuebo testamento que ayades en remenbrança de mi entre vos e en otro logar dixo en un evangelio yo so pan e vino verdadero que del cielo descendi e el que comier d este pan vibra en mi por sienpre e yo en el pues tan pecadores somos los cristianos que devemos creer esta creencia que es la virtud por que abremos a seer salvos los que en ello creyeremos que de a que alli se nos olvida veyendo lo cada dia por nuestros ojos e non lo preciamos como devemos que lo onramos como devemos e esto es por la natura mala qu el omen ha en si que toma de lo que vee cada dia por sus ojos que quando lo vee primero tiene lo por cosa estraña e maravillosa e despues que usa vee</w:t>
       </w:r>
       <w:r>
         <w:rPr>
+          <w:rFonts w:ascii="Brill" w:hAnsi="Brill"/>
           <w:lang w:val="es-ES"/>
         </w:rPr>
         <w:t xml:space="preserve"> </w:t>
       </w:r>
       <w:r>
+        <w:rPr>
+          <w:rFonts w:ascii="Brill" w:hAnsi="Brill"/>
+        </w:rPr>
         <w:t>lo de cada dia un dia e</w:t>
       </w:r>
       <w:r>
+        <w:rPr>
+          <w:rFonts w:ascii="Brill" w:hAnsi="Brill"/>
+        </w:rPr>
         <w:t>n</w:t>
       </w:r>
       <w:r>
+        <w:rPr>
+          <w:rFonts w:ascii="Brill" w:hAnsi="Brill"/>
+        </w:rPr>
         <w:t xml:space="preserve">pos otro tiene lo por cosa usada de cada dia e por eso fallamos una palabra que dize la escriptura que fue dicha por la voca del rey </w:t>
       </w:r>
       <w:r>
+        <w:rPr>
+          <w:rFonts w:ascii="Brill" w:hAnsi="Brill"/>
+        </w:rPr>
         <w:t xml:space="preserve">Salamon </w:t>
       </w:r>
       <w:r>
         <w:rPr>
+          <w:rFonts w:ascii="Brill" w:hAnsi="Brill"/>
           <w:color w:val="ED7D31" w:themeColor="accent2"/>
         </w:rPr>
         <w:t>preciosun</w:t>
       </w:r>
       <w:r>
+        <w:rPr>
+          <w:rFonts w:ascii="Brill" w:hAnsi="Brill"/>
+        </w:rPr>
         <w:t xml:space="preserve"> </w:t>
       </w:r>
       <w:r>
+        <w:rPr>
+          <w:rFonts w:ascii="Brill" w:hAnsi="Brill"/>
+        </w:rPr>
         <w:t>quiere dezir toda cosa que se faze para e non menuda de cada dia es presciada pues por esta razon mio fijo quiso levar nuestro señor el su cuerpo consigo el dia que subio al cielo ca dos vegadas nos quiso el provar qual prescio le dariamos o le porniamos la primera fue el quando l apreciaron muy mala e le vendieron por treinta dineros de plata la segunda nos quiso dexar aquel pan vendito consagrado en remenbrança de si por nos provar a cada uno que prescio le pornemos en creer le e en amar le e en f</w:t>
       </w:r>
       <w:r>
         <w:rPr>
+          <w:rFonts w:ascii="Brill" w:hAnsi="Brill"/>
           <w:lang w:val="es-ES"/>
         </w:rPr>
         <w:t>i</w:t>
       </w:r>
       <w:r>
+        <w:rPr>
+          <w:rFonts w:ascii="Brill" w:hAnsi="Brill"/>
+        </w:rPr>
         <w:t>ar en el des encima en amar le e en tomar le ca estas tres cosas que nos dixiemos ante d esta se encierra esta prostemera que es el temor ca la primera si te dixe en creer por el crencia non puede seer vien raigado si non hi ha temor ca en el temor trahera a omen aver miedo que es aquello por que puede seer salvo o perdido otro si la tercera cosa es el amor ca tan vien tañe a los señores terrenales como a dios ca todo grand señor deve aver estas dos cosas en si que l temen e que l amen ca estas cosas han de andar de souno e el señor es qual deve seer e fazen los ombres lo que deven fazer la tercera cosa es fi</w:t>
       </w:r>
       <w:r>
         <w:rPr>
+          <w:rFonts w:ascii="Brill" w:hAnsi="Brill"/>
           <w:lang w:val="es-ES"/>
         </w:rPr>
         <w:t>n</w:t>
       </w:r>
       <w:r>
-        <w:t xml:space="preserve">ça non la puedo aver sin temor buena que por aquello en que fiança a de seer salvo o perdido e por razon d este prescio qu el quiso poner al su aver por que se consagrase segund que yo dixe fallamos que dixo el nuestro señor </w:t>
-      </w:r>
-      <w:r>
+        <w:rPr>
+          <w:rFonts w:ascii="Brill" w:hAnsi="Brill"/>
+        </w:rPr>
+        <w:t xml:space="preserve">ça non la puedo aver sin temor buena que por aquello en que fiança a de seer salvo o perdido e por razon d este prescio qu el quiso poner al su aver por que se consagrase segund que yo dixe fallamos que </w:t>
+      </w:r>
+      <w:r>
+        <w:rPr>
+          <w:rFonts w:ascii="Brill" w:hAnsi="Brill"/>
+        </w:rPr>
+        <w:lastRenderedPageBreak/>
+        <w:t xml:space="preserve">dixo el nuestro señor </w:t>
+      </w:r>
+      <w:r>
+        <w:rPr>
+          <w:rFonts w:ascii="Brill" w:hAnsi="Brill"/>
+        </w:rPr>
         <w:t>J</w:t>
       </w:r>
       <w:r>
+        <w:rPr>
+          <w:rFonts w:ascii="Brill" w:hAnsi="Brill"/>
+        </w:rPr>
         <w:t>esucristo a san</w:t>
       </w:r>
       <w:r>
+        <w:rPr>
+          <w:rFonts w:ascii="Brill" w:hAnsi="Brill"/>
+        </w:rPr>
         <w:t xml:space="preserve">t </w:t>
       </w:r>
       <w:r>
         <w:rPr>
+          <w:rFonts w:ascii="Brill" w:hAnsi="Brill"/>
           <w:lang w:val="es-ES"/>
         </w:rPr>
         <w:t>T</w:t>
       </w:r>
       <w:r>
+        <w:rPr>
+          <w:rFonts w:ascii="Brill" w:hAnsi="Brill"/>
+        </w:rPr>
         <w:t xml:space="preserve">homas </w:t>
       </w:r>
       <w:r>
+        <w:rPr>
+          <w:rFonts w:ascii="Brill" w:hAnsi="Brill"/>
+        </w:rPr>
         <w:t>apostol veistime e creistime en mi vien aventurado es el que me nonbrare e en mi creera que agora quiero que sepas aqui en este logar que mucho mas agradesce dios al ombre en creer qu el su cuerpo es aquel que consagran sobre el altar verdadero sin ninguna dubda que si el andiese por la tierra e lo goardasen como lo goardaron los apostoles que razon derecha y</w:t>
       </w:r>
       <w:r>
+        <w:rPr>
+          <w:rFonts w:ascii="Brill" w:hAnsi="Brill"/>
+        </w:rPr>
         <w:t xml:space="preserve"> </w:t>
       </w:r>
       <w:r>
-        <w:t xml:space="preserve">a por que es asi la primera por que quando ombre cree lo qu el mando que feziesemos por aqui se cre </w:t>
-      </w:r>
-      <w:r>
-        <w:lastRenderedPageBreak/>
-        <w:t>el su poder quant maño es que asi como ovo poder de nascer de sa</w:t>
-      </w:r>
-      <w:r>
+        <w:rPr>
+          <w:rFonts w:ascii="Brill" w:hAnsi="Brill"/>
+        </w:rPr>
+        <w:t>a por que es asi la primera por que quando ombre cree lo qu el mando que feziesemos por aqui se cre el su poder quant maño es que asi como ovo poder de nascer de sa</w:t>
+      </w:r>
+      <w:r>
+        <w:rPr>
+          <w:rFonts w:ascii="Brill" w:hAnsi="Brill"/>
+        </w:rPr>
         <w:t xml:space="preserve">nta Maria </w:t>
       </w:r>
       <w:r>
+        <w:rPr>
+          <w:rFonts w:ascii="Brill" w:hAnsi="Brill"/>
+        </w:rPr>
         <w:t>que asi ha poder de tornar que el pan que sea su cuerpo verdadero e por esta postrimera creencia se entiende la primera qu el ovo poder de lo fazer todo la segunda mas verdadero amor es en conplir omen por los ojos el mandamiento qu el nuestro señor mando que en ovedescer lo que vee ombre vee por los ojos e palpo lo con las manos e por esto deves tu entender e saver por cierto que mas fazemos los omenes de agora que creemos en el cuerpo de dios derechamente que quando fazien los apostoles que l goardavan e andavan enpos el</w:t>
       </w:r>
     </w:p>
@@ -156,7 +240,7 @@
 </file>
 
 <file path=word/styles.xml><?xml version="1.0" encoding="utf-8"?>
-<w:styles xmlns:mc="http://schemas.openxmlformats.org/markup-compatibility/2006" xmlns:r="http://schemas.openxmlformats.org/officeDocument/2006/relationships" xmlns:w="http://schemas.openxmlformats.org/wordprocessingml/2006/main" xmlns:w14="http://schemas.microsoft.com/office/word/2010/wordml" xmlns:w15="http://schemas.microsoft.com/office/word/2012/wordml" xmlns:w16cex="http://schemas.microsoft.com/office/word/2018/wordml/cex" xmlns:w16cid="http://schemas.microsoft.com/office/word/2016/wordml/cid" xmlns:w16="http://schemas.microsoft.com/office/word/2018/wordml" xmlns:w16sdtdh="http://schemas.microsoft.com/office/word/2020/wordml/sdtdatahash" xmlns:w16se="http://schemas.microsoft.com/office/word/2015/wordml/symex" mc:Ignorable="w14 w15 w16se w16cid w16 w16cex w16sdtdh">
+<w:styles xmlns:mc="http://schemas.openxmlformats.org/markup-compatibility/2006" xmlns:r="http://schemas.openxmlformats.org/officeDocument/2006/relationships" xmlns:w="http://schemas.openxmlformats.org/wordprocessingml/2006/main" xmlns:w14="http://schemas.microsoft.com/office/word/2010/wordml" xmlns:w15="http://schemas.microsoft.com/office/word/2012/wordml" xmlns:w16cex="http://schemas.microsoft.com/office/word/2018/wordml/cex" xmlns:w16cid="http://schemas.microsoft.com/office/word/2016/wordml/cid" xmlns:w16="http://schemas.microsoft.com/office/word/2018/wordml" xmlns:w16du="http://schemas.microsoft.com/office/word/2023/wordml/word16du" xmlns:w16sdtdh="http://schemas.microsoft.com/office/word/2020/wordml/sdtdatahash" xmlns:w16sdtfl="http://schemas.microsoft.com/office/word/2024/wordml/sdtformatlock" xmlns:w16se="http://schemas.microsoft.com/office/word/2015/wordml/symex" mc:Ignorable="w14 w15 w16se w16cid w16 w16cex w16sdtdh w16sdtfl w16du">
   <w:docDefaults>
     <w:rPrDefault>
       <w:rPr>
